--- a/sql1q3/sql1q3_images.docx
+++ b/sql1q3/sql1q3_images.docx
@@ -267,6 +267,7 @@
     <w:p>
       <w:pPr>
         <w:rPr>
+          <w:rFonts w:hint="cs"/>
           <w:rtl/>
         </w:rPr>
       </w:pPr>
@@ -275,10 +276,10 @@
           <w:noProof/>
         </w:rPr>
         <w:drawing>
-          <wp:inline distT="0" distB="0" distL="0" distR="0" wp14:anchorId="6F1A36EB" wp14:editId="014950EA">
-            <wp:extent cx="4800600" cy="1066800"/>
-            <wp:effectExtent l="0" t="0" r="0" b="0"/>
-            <wp:docPr id="5" name="תמונה 5"/>
+          <wp:inline distT="0" distB="0" distL="0" distR="0" wp14:anchorId="687BB8F0" wp14:editId="496BCC93">
+            <wp:extent cx="2790825" cy="1200150"/>
+            <wp:effectExtent l="0" t="0" r="9525" b="0"/>
+            <wp:docPr id="8" name="תמונה 8"/>
             <wp:cNvGraphicFramePr>
               <a:graphicFrameLocks xmlns:a="http://schemas.openxmlformats.org/drawingml/2006/main" noChangeAspect="1"/>
             </wp:cNvGraphicFramePr>
@@ -298,7 +299,7 @@
                   <pic:spPr>
                     <a:xfrm>
                       <a:off x="0" y="0"/>
-                      <a:ext cx="4800600" cy="1066800"/>
+                      <a:ext cx="2790825" cy="1200150"/>
                     </a:xfrm>
                     <a:prstGeom prst="rect">
                       <a:avLst/>
@@ -310,6 +311,8 @@
           </wp:inline>
         </w:drawing>
       </w:r>
+      <w:bookmarkStart w:id="0" w:name="_GoBack"/>
+      <w:bookmarkEnd w:id="0"/>
     </w:p>
     <w:p>
       <w:r>
@@ -436,7 +439,6 @@
     <w:p>
       <w:pPr>
         <w:rPr>
-          <w:rFonts w:hint="cs"/>
           <w:rtl/>
         </w:rPr>
       </w:pPr>
@@ -480,8 +482,6 @@
           </wp:inline>
         </w:drawing>
       </w:r>
-      <w:bookmarkStart w:id="0" w:name="_GoBack"/>
-      <w:bookmarkEnd w:id="0"/>
     </w:p>
     <w:sectPr>
       <w:pgSz w:w="11906" w:h="16838"/>
